--- a/example_articles/us_region/Multiple/6.us_region_Multiple_Other_publisher.docx
+++ b/example_articles/us_region/Multiple/6.us_region_Multiple_Other_publisher.docx
@@ -27,17 +27,17 @@
     </w:p>
     <w:p>
       <w:r>
-        <w:t>Source File: Other publishers/Files (500) (21).DOCX</w:t>
+        <w:t>Source file: Other publishers/Files (500) (21).DOCX</w:t>
       </w:r>
     </w:p>
     <w:p>
       <w:r>
-        <w:t>Raw locations result: ['Missouri', 'Louisiana', 'California']</w:t>
+        <w:t>Raw locations result, 'locations': ['Missouri', 'Louisiana', 'California']</w:t>
       </w:r>
     </w:p>
     <w:p>
       <w:r>
-        <w:t>us_region_stand_flat (Standardized): Multiple</w:t>
+        <w:t>Standardized locations result, 'us_region_stand_flat': Multiple</w:t>
       </w:r>
     </w:p>
     <w:p>

--- a/example_articles/us_region/Multiple/6.us_region_Multiple_Other_publisher.docx
+++ b/example_articles/us_region/Multiple/6.us_region_Multiple_Other_publisher.docx
@@ -7,7 +7,7 @@
         <w:pStyle w:val="Heading1"/>
       </w:pPr>
       <w:r>
-        <w:t>Film fans will find bounty at the box office</w:t>
+        <w:t>Fewer titles were printed this year, but some are fine</w:t>
       </w:r>
     </w:p>
     <w:p>
@@ -17,22 +17,22 @@
     </w:p>
     <w:p>
       <w:r>
-        <w:t>Date: 1991-05-15</w:t>
+        <w:t>Date: 1991-12-08</w:t>
       </w:r>
     </w:p>
     <w:p>
       <w:r>
-        <w:t>Section: LIFE; Pg. 4D</w:t>
+        <w:t>Section: Entertainment; Books; Pg. 8F</w:t>
       </w:r>
     </w:p>
     <w:p>
       <w:r>
-        <w:t>Source file: Other publishers/Files (500) (21).DOCX</w:t>
+        <w:t>Source file: Other publishers/Files (500) (28).DOCX</w:t>
       </w:r>
     </w:p>
     <w:p>
       <w:r>
-        <w:t>Raw locations result, 'locations': ['Missouri', 'Louisiana', 'California']</w:t>
+        <w:t>Raw locations result, 'locations': ['New York', 'Pennsylvania', 'Minnesota', 'Iowa']</w:t>
       </w:r>
     </w:p>
     <w:p>
@@ -49,33 +49,43 @@
     </w:p>
     <w:p>
       <w:r>
-        <w:t>MAY</w:t>
+        <w:t>For years you've read complaints on these pages that U.S. publishing houses are printing too many books. It would seem that the publishing house gurus in New York have been paying close attention to the remarks in the Star Tribune, because this year 10,000 fewer titles rolled off the presses than they did last year.</w:t>
         <w:br/>
-        <w:t>Drop Dead Fred: A bittersweet romantic comedy about a young woman (Phoebe Cates) whose childhood imaginary friend reappears, wreaking havoc. Co-stars Carrie Fisher.</w:t>
+        <w:t xml:space="preserve"> This is not to say that you don't have some fine choices of books published in the past six months.  Let's start with some of the books chosen as the season's best by the fiction staff of Publishers Weekly.  In The Sweet Hereafter (HarperCollins, $ 19.95) Russell Banks takes the tragedy of a terrible school-bus accident in a small Adirondacks town and turns it into a heartfelt study of the town and its people, creating one of my favorite characters in recent memory, Dolores Driscoll, a school-bus driver who typifies all that's best in small-town life.</w:t>
         <w:br/>
-        <w:t>Hangin' With the Homeboys: An urban-style American Graffiti with black and Hispanic pals in New York City.</w:t>
+        <w:t>Larry Brown's Joe ($ 19.95) is an unsentimental novel about a redneck construction worker who befriends a poor boy who has been victimized by an alcoholic father, from one of America's preeminently honest, tasteful and serious publishers, Algonquin Books of Chapel Hill.</w:t>
         <w:br/>
-        <w:t>Hudson Hawk: Action comedy stars Bruce Willis as a famous cat burglar whose efforts to go straight are derailed when a wealthy couple threaten to kill his best friend (Danny Aiello) if he doesn't do one more job. Also stars Andie MacDowell.</w:t>
+        <w:t xml:space="preserve"> National Book Award winner Pete Dexter ("Paris Trout") sets his new novel in working class Philadelphia.  Brotherly Love (Random House, $ 22) is full of murder and violence, the topic of many great novels.</w:t>
         <w:br/>
-        <w:t>Mannequin Two: On the Move: Follow-up to the 1987 story of a department store mannequin that comes to life.</w:t>
+        <w:t xml:space="preserve"> Nadine Gordimer's Jump and Other Stories (Farrar, Straus &amp; Giroux, $ 20) includes 16 short stories from South Africa by this year's Nobel laureate.</w:t>
         <w:br/>
-        <w:t>Only the Lonely: Romantic comedy stars John Candy as a Chicago cop who falls for a shy mortician (Ally Sheedy) but finds courting her difficult, thanks to his possessive Irish mom (Maureen O'Hara). Co-stars Jim Belushi.</w:t>
+        <w:t xml:space="preserve"> Norman Mailer - Harlot's Ghost (Random House, $ 30) - has caused a furor on the New York literary scene. Mailer has accused New York Times reviewer John Simon of a vendetta against the Mailer clan, demanding that editor Rebecca Sinkler give him more than a page in which to respond.  Actually, Simon's review wasn't all that negative.  Star Tribune reviewer Paul McCarthy, also a New Yorker, had high praise for the 1,334-page novel, calling it "the most brilliant novel ever written about the CIA." So we probably won't get a demand from Mailer for a full page to respond. And if we did, Norman, we couldn't spare the space.</w:t>
         <w:br/>
-        <w:t>Stone Cold: Former football star Brian Bosworth makes his film debut as an undercover cop recruited by the FBI to infiltrate a gang of outlaw bikers.</w:t>
+        <w:t xml:space="preserve"> Winner of this year's National Book Award for fiction is Norman Rush's Mating (Knopf, $ 23), a novel about a woman who searches for love and spirituality on a socialist commune in Botswana.</w:t>
         <w:br/>
-        <w:t>Straight Out of Brooklyn: Emotional story of a struggling black, working- class family. Directed by and starring 19-year-old Matty Rich.</w:t>
+        <w:t xml:space="preserve"> Fate is the hunter in Making History (Houghton Mifflin, $ 19.95), by Carolyn See, everyone's favorite chronicler of California mores and folkways ("Rhine Maidens," "Golden Days").  Her new novel, which explores what happens to a well-off family when tragedy strikes, takes on the entire Pacific Rim.  It's a dazzling book written in dazzling style.</w:t>
         <w:br/>
-        <w:t>Thelma &amp; Louise: Stars Susan Sarandon and Geena Davis as two friends whose innocent road trip turns into an action-filled run from the law.</w:t>
+        <w:t xml:space="preserve"> Jane Smiley's A Thousand Acres (Knopf, $ 23) creates a modern-day King Lear situation on a big farm in Iowa; risky business, but on the whole a powerful piece of fiction.</w:t>
         <w:br/>
-        <w:t>What About Bob?: An excessively neurotic man (Bill Murray) with a fixation on his shrink (Richard Dreyfuss) follows the doctor on his vacation.</w:t>
+        <w:t xml:space="preserve"> In The Kitchen God's Wife (Putnam, $ 22.95), "The Joy Luck Club" author Amy Tan explores the volatile relationship of a Chinese mother and her American-born daughter.</w:t>
         <w:br/>
-        <w:t>Wild Hearts Can't Be Broken: The true story of Sonora Webster, a stunt rider who was the hottest attraction at the famous Steel Pier amusement park in Atlantic City. At the peak of her popularity, she suffers an accident that leaves her blind.</w:t>
+        <w:t xml:space="preserve"> In Saint Maybe (Knopf, $ 22), Minneapolis-born Anne Tyler creates another troubled family, the Bedloes, who resemble the Tulls in Tyler's wonderful "Dinner at the Homesick Restaurant." And Ian Bedloe, according to reviewer Katherine Bailey, will remind readers of Macon Leary, the memorable travel writer from her "Accidental Tourist."</w:t>
         <w:br/>
+        <w:t xml:space="preserve"> Leslie Marmon Silko's Almanac of the Dead (Simon &amp; Schuster) is a big novel, in which Silko creates a moral history of the Americas told from the point of view of the conquered American Indian.</w:t>
         <w:br/>
-        <w:t>Notes</w:t>
+        <w:t>Publishers Weekly didn't choose some other notable novels, probably because they appeared so late in the year.</w:t>
         <w:br/>
+        <w:t xml:space="preserve"> Minnesotans will want to consider two great big ones.  Robert Pirsig made Minnesota news 17 years ago with "Zen and the Art of Motorcycle Maintenance." Now he's traded his motorcycle for a sailboat, his son for a woman who's been around, in Lila: An Inquiry into Morals (Bantam, $ 24), in which he continues his pursuit of the nature of quality.</w:t>
         <w:br/>
-        <w:t>SUMMER MOVIE PREVIEW; Action adventures, comedies, tear-jerkers, even some sequels - more than 50 movies will battle it out at the box office this summer, the year's most competitive season. Hollywood is premiering more movies this summer than last; USA TODAY'S Susan Spillman takes a brief look at most of the contenders the studios are betting on.</w:t>
+        <w:t xml:space="preserve"> Another former Minnesotan, Garrison Keillor, is making news with his new novel, which makes interesting departures from his earlier work. Our reviewer advised readers not to expect another helping of Powdermilk Biscuits in WLT: A Radio Romance (Viking, $ 19.95), in which Keillor explores the inner workings of a Minneapolis radio station and the scandalously scatological goings-on in Studio B.</w:t>
+        <w:br/>
+        <w:t xml:space="preserve"> The sun never sets on Britain's literary empire, and fans of Canadian author Robertson Davies have a treat in store with his new novel, Murther &amp; Walking Spirits (Viking, $ 21.95), in which his hero, Gilmartin, is killed in the first line of the novel.  Those who read "The Empire of the Sun" or admired Steven Spielberg's film version will be glad to know that J.G. Ballard is out with the sequel, The Kindness of Women (Farrar, Straus &amp; Giroux, $ 19.95), in which the young heroine finds herself in postwar Britain.  In Penelope Lively's City of the Mind (HarperCollins, $ 19.95), an architect rebuilds London and his own emotional life.</w:t>
+        <w:br/>
+        <w:t xml:space="preserve"> Highly acclaimed novelist Paule Marshall is out with Daughters (Atheneum, $ 21.95), which portrays two generations of a black family in New York City and the Caribbean.</w:t>
+        <w:br/>
+        <w:t xml:space="preserve"> From south of the border comes Carlos Fuentes' The Campaign (Farrar, Straus &amp; Giroux, $ 22.95), about which our reviewer writes that "Fuentes seems to have finally found the subject and the technique to fuse his brilliant but erratic talents."</w:t>
+        <w:br/>
+        <w:t xml:space="preserve"> And then, of course, there are the blockbusters.  Like Alexandra Ripley's Scarlett: The Sequel to Gone with the Wind (Warner, $ 24.95), which just attracted a history-making bid for TV rights; Stephen King's Needful Things (Viking, $ 24.95); Sidney Sheldon's The Doomsday Conspiracy (Morrow, $ 22). So what are we complaining about?  There's more than one novel for every taste in this season's fiction offerings.</w:t>
         <w:br/>
         <w:br/>
         <w:t>Graphic</w:t>
@@ -83,11 +93,7 @@
         <w:br/>
         <w:t xml:space="preserve"> </w:t>
         <w:br/>
-        <w:t>PHOTOS; b/w (9)</w:t>
-        <w:br/>
-        <w:t xml:space="preserve"> </w:t>
-        <w:br/>
-        <w:t>CUTLINE: Backdraft: William Baldwin, left, Cedric Young, Kurt Russell, Kevin Casey and Scott Glenn in a Ron Howard-directed family drama set amid the horrors and heroics of city firefighting. CUTLINE: Soapdish: Cathy Moriarty, left, Sally Field and Whoopi Goldberg star in a comedy about the off-camera lives of a daytime soap opera's cast and crew. Kevin Kline also stars. CUTLINE: City Clickers: Middle-aged men looking for adventure - Bruno Kirby, left, Billy Crystal and Daniel Stern - find they're no Rowdy Yates when they join a cattle drive as cowboys. CUTLINE: The Rocketeer: Bill Campbell is a 1930s pilot who finds an experimental rocket pack. Jennifer Connelly is his girlfriend. CUTLINE: Mobsters: Anthony Quinn is Don Masseria and Christian Slater is Lucky Luciano in the story of organized crime in 1920s New York. Patrick Dempsey and Richard Grieco co-star. CUTLINE: Doc Hollywood: Michael J. Fox is a doctor on the fast track to a Beverly Hills practice when he finds love with Julie Warner in a Southern town. Jasmine the pig co-stars. CUTLINE: Barton Fink: John Turturro is a playwright who comes to Los Angeles to write a screenplay but struggles with writer's block and intrusions by an odd neighbor. John Goodman co-stars. CUTLINE: Pure Luck: The world's unluckiest accountant (Martin Short, right) heads to Mexico to help investigator Danny Glover track down an industrialist's accident-prone daughter. CUTLINE: The Butcher's Wife: Demi Moore is the psychic wife of a Greenwich Village butcher who has an unusual effect on her neighbors.</w:t>
+        <w:t>Photograph</w:t>
       </w:r>
     </w:p>
     <w:sectPr>

--- a/example_articles/us_region/Multiple/6.us_region_Multiple_Other_publisher.docx
+++ b/example_articles/us_region/Multiple/6.us_region_Multiple_Other_publisher.docx
@@ -7,7 +7,7 @@
         <w:pStyle w:val="Heading1"/>
       </w:pPr>
       <w:r>
-        <w:t>Fewer titles were printed this year, but some are fine</w:t>
+        <w:t>Highbrow sports seek diversity</w:t>
       </w:r>
     </w:p>
     <w:p>
@@ -17,22 +17,22 @@
     </w:p>
     <w:p>
       <w:r>
-        <w:t>Date: 1991-12-08</w:t>
+        <w:t>Date: 2003-06-16</w:t>
       </w:r>
     </w:p>
     <w:p>
       <w:r>
-        <w:t>Section: Entertainment; Books; Pg. 8F</w:t>
+        <w:t>Section: NEWS;</w:t>
       </w:r>
     </w:p>
     <w:p>
       <w:r>
-        <w:t>Source file: Other publishers/Files (500) (28).DOCX</w:t>
+        <w:t>Source file: Other publishers/Files (500) (26).DOCX</w:t>
       </w:r>
     </w:p>
     <w:p>
       <w:r>
-        <w:t>Raw locations result, 'locations': ['New York', 'Pennsylvania', 'Minnesota', 'Iowa']</w:t>
+        <w:t>Raw locations result, 'locations': ['Florida', 'Massachusetts', 'Washington', 'Illinois', 'Connecticut', 'New York', 'Pennsylvania']</w:t>
       </w:r>
     </w:p>
     <w:p>
@@ -49,43 +49,63 @@
     </w:p>
     <w:p>
       <w:r>
-        <w:t>For years you've read complaints on these pages that U.S. publishing houses are printing too many books. It would seem that the publishing house gurus in New York have been paying close attention to the remarks in the Star Tribune, because this year 10,000 fewer titles rolled off the presses than they did last year.</w:t>
+        <w:t>WEST PALM BEACH, Fla. -- The playground at Melaleuca Elementary is less than 10 miles from the mansions of Palm Beach, but there's no mistaking the students here for the trust-fund offspring of millionaires.</w:t>
         <w:br/>
-        <w:t xml:space="preserve"> This is not to say that you don't have some fine choices of books published in the past six months.  Let's start with some of the books chosen as the season's best by the fiction staff of Publishers Weekly.  In The Sweet Hereafter (HarperCollins, $ 19.95) Russell Banks takes the tragedy of a terrible school-bus accident in a small Adirondacks town and turns it into a heartfelt study of the town and its people, creating one of my favorite characters in recent memory, Dolores Driscoll, a school-bus driver who typifies all that's best in small-town life.</w:t>
+        <w:t>School parents are working-class, and the student body is 70% minority. Two-thirds of the children qualify for free or reduced-price school lunches. Yet, these public-school kids have one thing in common with their prep-school counterparts from Palm Beach and other wealthy enclaves: lacrosse.</w:t>
         <w:br/>
-        <w:t>Larry Brown's Joe ($ 19.95) is an unsentimental novel about a redneck construction worker who befriends a poor boy who has been victimized by an alcoholic father, from one of America's preeminently honest, tasteful and serious publishers, Algonquin Books of Chapel Hill.</w:t>
+        <w:t>The field sport, once the province of private schools, is reaching out here and elsewhere to change its predominantly white complexion. And lacrosse is not alone. Other upscale sports such as squash, rowing -- even croquet -- have all begun programs to expose inner-city and economically disadvantaged students to a world beyond basketball.</w:t>
         <w:br/>
-        <w:t xml:space="preserve"> National Book Award winner Pete Dexter ("Paris Trout") sets his new novel in working class Philadelphia.  Brotherly Love (Random House, $ 22) is full of murder and violence, the topic of many great novels.</w:t>
+        <w:t>The goal: to broaden player pools while offering poor youngsters the kind of opportunities that other children take for granted.</w:t>
         <w:br/>
-        <w:t xml:space="preserve"> Nadine Gordimer's Jump and Other Stories (Farrar, Straus &amp; Giroux, $ 20) includes 16 short stories from South Africa by this year's Nobel laureate.</w:t>
+        <w:t>"If you're teaching sports the right way, you're teaching life lessons," says Richard Lapchick, head of the Institute for Diversity and Ethics in Sport at the University of Central Florida. "With the right circumstances, playing sports has all kinds of benefits for people."</w:t>
         <w:br/>
-        <w:t xml:space="preserve"> Norman Mailer - Harlot's Ghost (Random House, $ 30) - has caused a furor on the New York literary scene. Mailer has accused New York Times reviewer John Simon of a vendetta against the Mailer clan, demanding that editor Rebecca Sinkler give him more than a page in which to respond.  Actually, Simon's review wasn't all that negative.  Star Tribune reviewer Paul McCarthy, also a New Yorker, had high praise for the 1,334-page novel, calling it "the most brilliant novel ever written about the CIA." So we probably won't get a demand from Mailer for a full page to respond. And if we did, Norman, we couldn't spare the space.</w:t>
+        <w:t>'We're hampered by our image'</w:t>
         <w:br/>
-        <w:t xml:space="preserve"> Winner of this year's National Book Award for fiction is Norman Rush's Mating (Knopf, $ 23), a novel about a woman who searches for love and spirituality on a socialist commune in Botswana.</w:t>
+        <w:t>In general, students from poorer neighborhoods have fewer chances to play sports outside of school, Lapchick says. One study of inner-city students in Boston found that they had about one-third the opportunities of their suburban counterparts to participate in youth sports. The picture was worse for girls in the disadvantaged neighborhoods: They had about half the sports options the boys did in Boston.</w:t>
         <w:br/>
-        <w:t xml:space="preserve"> Fate is the hunter in Making History (Houghton Mifflin, $ 19.95), by Carolyn See, everyone's favorite chronicler of California mores and folkways ("Rhine Maidens," "Golden Days").  Her new novel, which explores what happens to a well-off family when tragedy strikes, takes on the entire Pacific Rim.  It's a dazzling book written in dazzling style.</w:t>
+        <w:t>People like Steve Stenersen, executive director of US Lacrosse, would like to see those odds improve. "It's important for kids to have opportunities. We're trying to expand the game to all races, creeds and colors," he says.</w:t>
         <w:br/>
-        <w:t xml:space="preserve"> Jane Smiley's A Thousand Acres (Knopf, $ 23) creates a modern-day King Lear situation on a big farm in Iowa; risky business, but on the whole a powerful piece of fiction.</w:t>
+        <w:t>Last year, his national organization formalized a combination of mentoring, tutoring and sports training for disadvantaged students through its program, "Bridge Lacrosse."</w:t>
         <w:br/>
-        <w:t xml:space="preserve"> In The Kitchen God's Wife (Putnam, $ 22.95), "The Joy Luck Club" author Amy Tan explores the volatile relationship of a Chinese mother and her American-born daughter.</w:t>
+        <w:t>Lacrosse is a field game played by two teams. Players use netted sticks to catch, carry and throw a ball. The object is to score, by sending the ball into the opposing team's goal.</w:t>
         <w:br/>
-        <w:t xml:space="preserve"> In Saint Maybe (Knopf, $ 22), Minneapolis-born Anne Tyler creates another troubled family, the Bedloes, who resemble the Tulls in Tyler's wonderful "Dinner at the Homesick Restaurant." And Ian Bedloe, according to reviewer Katherine Bailey, will remind readers of Macon Leary, the memorable travel writer from her "Accidental Tourist."</w:t>
+        <w:t>In West Palm Beach, lacrosse coach Bill Allen, 51, makes it clear to his elementary school players that their academic performance is just as important as their win-loss record.</w:t>
         <w:br/>
-        <w:t xml:space="preserve"> Leslie Marmon Silko's Almanac of the Dead (Simon &amp; Schuster) is a big novel, in which Silko creates a moral history of the Americas told from the point of view of the conquered American Indian.</w:t>
+        <w:t>"I learned responsibility," says Julian Owens, 12, a Melaleuca Eagles standout. "If you don't keep your grades up, you're off the team."</w:t>
         <w:br/>
-        <w:t>Publishers Weekly didn't choose some other notable novels, probably because they appeared so late in the year.</w:t>
+        <w:t>Allen is a tireless lacrosse promoter. He works with parents on fundraisers selling snow cones and doughnuts, and he helps secure donations of equipment. But he has had little luck getting lacrosse started at other public schools. When Owens begins sixth grade next fall, there will be no organized play at Jefferson Davis, his new middle school.</w:t>
         <w:br/>
-        <w:t xml:space="preserve"> Minnesotans will want to consider two great big ones.  Robert Pirsig made Minnesota news 17 years ago with "Zen and the Art of Motorcycle Maintenance." Now he's traded his motorcycle for a sailboat, his son for a woman who's been around, in Lila: An Inquiry into Morals (Bantam, $ 24), in which he continues his pursuit of the nature of quality.</w:t>
+        <w:t>Tight school budgets aren't the only obstacle to broadening the base for highbrow sports. There's also a perception of elitism, the notion that such sports are reserved for the rich and white. "We're hampered by our image," says Bob Alman, managing editor of Croquet World Online magazine. "God, do we need a Tiger Woods!"</w:t>
         <w:br/>
-        <w:t xml:space="preserve"> Another former Minnesotan, Garrison Keillor, is making news with his new novel, which makes interesting departures from his earlier work. Our reviewer advised readers not to expect another helping of Powdermilk Biscuits in WLT: A Radio Romance (Viking, $ 19.95), in which Keillor explores the inner workings of a Minneapolis radio station and the scandalously scatological goings-on in Studio B.</w:t>
+        <w:t>Yet even golf has had a hard time cultivating non-white players. Minorities make up fewer than 5% of the nation's 36 million golfers. This is despite Woods' status as a role model and a host of programs aimed at bringing the game to impoverished youngsters.</w:t>
         <w:br/>
-        <w:t xml:space="preserve"> The sun never sets on Britain's literary empire, and fans of Canadian author Robertson Davies have a treat in store with his new novel, Murther &amp; Walking Spirits (Viking, $ 21.95), in which his hero, Gilmartin, is killed in the first line of the novel.  Those who read "The Empire of the Sun" or admired Steven Spielberg's film version will be glad to know that J.G. Ballard is out with the sequel, The Kindness of Women (Farrar, Straus &amp; Giroux, $ 19.95), in which the young heroine finds herself in postwar Britain.  In Penelope Lively's City of the Mind (HarperCollins, $ 19.95), an architect rebuilds London and his own emotional life.</w:t>
+        <w:t>"Golf still has a long way to go," says Barbara Douglas, managing director for the National Minority Golf Foundation.</w:t>
         <w:br/>
-        <w:t xml:space="preserve"> Highly acclaimed novelist Paule Marshall is out with Daughters (Atheneum, $ 21.95), which portrays two generations of a black family in New York City and the Caribbean.</w:t>
+        <w:t>Douglas and others say youth golf programs are beginning to make inroads, but changing the sport's face isn't easy. Minorities accounted for 9% of 11,077 college golfers last year, according to NCAA figures. African-Americans represented 2.3% of that total.</w:t>
         <w:br/>
-        <w:t xml:space="preserve"> From south of the border comes Carlos Fuentes' The Campaign (Farrar, Straus &amp; Giroux, $ 22.95), about which our reviewer writes that "Fuentes seems to have finally found the subject and the technique to fuse his brilliant but erratic talents."</w:t>
+        <w:t>The ethnic breakdown for lacrosse is similar: about 90% of 11,877 college players last year were white.</w:t>
         <w:br/>
-        <w:t xml:space="preserve"> And then, of course, there are the blockbusters.  Like Alexandra Ripley's Scarlett: The Sequel to Gone with the Wind (Warner, $ 24.95), which just attracted a history-making bid for TV rights; Stephen King's Needful Things (Viking, $ 24.95); Sidney Sheldon's The Doomsday Conspiracy (Morrow, $ 22). So what are we complaining about?  There's more than one novel for every taste in this season's fiction offerings.</w:t>
+        <w:t>By comparison, whites accounted for 58% of 30,407 college basketball players, according to the NCAA. The NCAA does not keep comparable demographic figures for squash or rowing.</w:t>
+        <w:br/>
+        <w:t>'Just focused on playing'</w:t>
+        <w:br/>
+        <w:t>Among other sports offering summer and other outreach programs:</w:t>
+        <w:br/>
+        <w:t xml:space="preserve"> * In Boston, SquashBusters combines racquet skills with tutoring for students from some of the city's toughest areas. The concept has spread to New York, Philadelphia and Hartford, Conn. Organizers tapped the sport's traditionally wealthy players to help fund a $ 6.5 million sports center for disadvantaged youth at Boston's Northeastern University.</w:t>
+        <w:br/>
+        <w:t>The Boston SquashBusters, a group whose practices are divided between the YMCA and the rarefied world of the Harvard Club, meet other teams this month at the first Urban Squash Championships. More than 100 players are expected for the meet held at the Groton School, a college preparatory academy 40 miles from Boston.</w:t>
+        <w:br/>
+        <w:t xml:space="preserve"> * In Seattle, the George Pocock Rowing Foundation offers several courses for non-traditional crews -- including minorities, would-be dropouts and those at risk for running away.</w:t>
+        <w:br/>
+        <w:t>Lessons focus on rowing, along with educational and life skills: "It teaches values that are important no matter what you're doing," says Steve Gerritson, the rowing foundation's executive director. "If you can't cooperate, you don't stay dry."</w:t>
+        <w:br/>
+        <w:t xml:space="preserve"> * The year-old Chicago Croquet Club wants to repeat last summer's programs for foster kids and those in the care of the state child welfare agency. "This is a public park," the club's Doug Johnson says. "We want to do everything we can to get rid of the notion that croquet is an upper-crust game."</w:t>
+        <w:br/>
+        <w:t>In West Palm Beach, where lacrosse team parents are cabinet-makers and hairdressers, there isn't an upper-crust type in sight. It's a world away from that ritzy isle to the east -- where 96% of Palm Beach families are white, and almost half have annual incomes of $ 150,000 or more.</w:t>
+        <w:br/>
+        <w:t>"We're just your average Joe Schmo family," says Heather Lawson, a mom of five with two kids on the team. "It's great lacrosse is being brought to us. It's not just the people in Palm Beach who get to play."</w:t>
+        <w:br/>
+        <w:t>Adds Lawson's daughter Claire, 11, a midfielder for the Eagles: "When we're on the team, we're not focused on our color or ethnic background. We're just focused on playing as a team."</w:t>
         <w:br/>
         <w:br/>
         <w:t>Graphic</w:t>
@@ -93,7 +113,7 @@
         <w:br/>
         <w:t xml:space="preserve"> </w:t>
         <w:br/>
-        <w:t>Photograph</w:t>
+        <w:t>PHOTOS, B/W, Preston C. Mack for USA TODAY (2); PHOTO, B/W, Tim Matsui for USA TODAY; New opportunity: Bill Allen and fifth-grader Julian Owens practice. &lt;&gt;Big promoter of sport: Budding lacrosse players listen to coach and teacher Bill Allen during practice June 5 in West Palm Beach, Fla. Allen helps parents with team fundraisers and assists in getting the players donations of equipment. &lt;&gt;Heading to crew: Jasmine Horton, 12, leads her teammates as they set out for their rowing class through the George Pocock Rowing Foundation in Seattle.</w:t>
       </w:r>
     </w:p>
     <w:sectPr>

--- a/example_articles/us_region/Multiple/6.us_region_Multiple_Other_publisher.docx
+++ b/example_articles/us_region/Multiple/6.us_region_Multiple_Other_publisher.docx
@@ -7,7 +7,7 @@
         <w:pStyle w:val="Heading1"/>
       </w:pPr>
       <w:r>
-        <w:t>Highbrow sports seek diversity</w:t>
+        <w:t>Religion, guns have been backdrop for 'bitter' class for years</w:t>
       </w:r>
     </w:p>
     <w:p>
@@ -17,22 +17,22 @@
     </w:p>
     <w:p>
       <w:r>
-        <w:t>Date: 2003-06-16</w:t>
+        <w:t>Date: 2008-04-18</w:t>
       </w:r>
     </w:p>
     <w:p>
       <w:r>
-        <w:t>Section: NEWS;</w:t>
+        <w:t>Section: NEWS; Pg. 11A</w:t>
       </w:r>
     </w:p>
     <w:p>
       <w:r>
-        <w:t>Source file: Other publishers/Files (500) (26).DOCX</w:t>
+        <w:t>Source file: Other publishers/Files (500) (6).DOCX</w:t>
       </w:r>
     </w:p>
     <w:p>
       <w:r>
-        <w:t>Raw locations result, 'locations': ['Florida', 'Massachusetts', 'Washington', 'Illinois', 'Connecticut', 'New York', 'Pennsylvania']</w:t>
+        <w:t>Raw locations result, 'locations': ['Texas', 'Pennsylvania', 'Illinois']</w:t>
       </w:r>
     </w:p>
     <w:p>
@@ -49,63 +49,35 @@
     </w:p>
     <w:p>
       <w:r>
-        <w:t>WEST PALM BEACH, Fla. -- The playground at Melaleuca Elementary is less than 10 miles from the mansions of Palm Beach, but there's no mistaking the students here for the trust-fund offspring of millionaires.</w:t>
+        <w:t>I am shocked by how some people are taking Barack Obama's statement from April 6 totally out of context ("Obama: 'Bitter' comments were ill chosen," USATODAY.com, Saturday).</w:t>
         <w:br/>
-        <w:t>School parents are working-class, and the student body is 70% minority. Two-thirds of the children qualify for free or reduced-price school lunches. Yet, these public-school kids have one thing in common with their prep-school counterparts from Palm Beach and other wealthy enclaves: lacrosse.</w:t>
+        <w:t>Obama said at a private fundraiser in San Francisco that working class voters "get bitter" and "cling to guns or religion."</w:t>
         <w:br/>
-        <w:t>The field sport, once the province of private schools, is reaching out here and elsewhere to change its predominantly white complexion. And lacrosse is not alone. Other upscale sports such as squash, rowing -- even croquet -- have all begun programs to expose inner-city and economically disadvantaged students to a world beyond basketball.</w:t>
+        <w:t>I would add that religion and violence have been the foundation for bitterness not just for the working class but for thousands of poor people for years. When gasoline prices are so high and groceries cost so much, the poor sometimes resort to violence. Other times they go to churches for food, counseling and prayer.</w:t>
         <w:br/>
-        <w:t>The goal: to broaden player pools while offering poor youngsters the kind of opportunities that other children take for granted.</w:t>
+        <w:t>When Obama toured Pennsylvania recently, he saw people living in dire economic conditions. I'm sure that experience broke his heart.</w:t>
         <w:br/>
-        <w:t>"If you're teaching sports the right way, you're teaching life lessons," says Richard Lapchick, head of the Institute for Diversity and Ethics in Sport at the University of Central Florida. "With the right circumstances, playing sports has all kinds of benefits for people."</w:t>
+        <w:t>And what happened?</w:t>
         <w:br/>
-        <w:t>'We're hampered by our image'</w:t>
+        <w:t>He voiced his concern at a fundraiser, and Sen. Hillary Clinton of New York jumped on his words, which are being played as though the senator of Illinois lacks compassion toward working-class voters.</w:t>
         <w:br/>
-        <w:t>In general, students from poorer neighborhoods have fewer chances to play sports outside of school, Lapchick says. One study of inner-city students in Boston found that they had about one-third the opportunities of their suburban counterparts to participate in youth sports. The picture was worse for girls in the disadvantaged neighborhoods: They had about half the sports options the boys did in Boston.</w:t>
+        <w:t>Billy C. Murdock</w:t>
         <w:br/>
-        <w:t>People like Steve Stenersen, executive director of US Lacrosse, would like to see those odds improve. "It's important for kids to have opportunities. We're trying to expand the game to all races, creeds and colors," he says.</w:t>
+        <w:t>New Braunfels, Texas</w:t>
         <w:br/>
-        <w:t>Last year, his national organization formalized a combination of mentoring, tutoring and sports training for disadvantaged students through its program, "Bridge Lacrosse."</w:t>
+        <w:t>Wake up, working class</w:t>
         <w:br/>
-        <w:t>Lacrosse is a field game played by two teams. Players use netted sticks to catch, carry and throw a ball. The object is to score, by sending the ball into the opposing team's goal.</w:t>
+        <w:t>I live in a rural area where good jobs have gone south and likely will not return.</w:t>
         <w:br/>
-        <w:t>In West Palm Beach, lacrosse coach Bill Allen, 51, makes it clear to his elementary school players that their academic performance is just as important as their win-loss record.</w:t>
+        <w:t>The very people who have suffered most still overwhelmingly vote for presidential candidates who pander to big business. The question that Barack Obama was trying to answer was why working-class Americans don't vote for him. His answer was insightful and true. Poor people seemingly vote for candidates based on reasons other than their own economic interests.</w:t>
         <w:br/>
-        <w:t>"I learned responsibility," says Julian Owens, 12, a Melaleuca Eagles standout. "If you don't keep your grades up, you're off the team."</w:t>
+        <w:t>Their concerns over gun control, abortion, flag burning and prayer seem to trump their job pain. Obama explained all this eloquently.</w:t>
         <w:br/>
-        <w:t>Allen is a tireless lacrosse promoter. He works with parents on fundraisers selling snow cones and doughnuts, and he helps secure donations of equipment. But he has had little luck getting lacrosse started at other public schools. When Owens begins sixth grade next fall, there will be no organized play at Jefferson Davis, his new middle school.</w:t>
+        <w:t>My hope is that in the next election, common people such as myself will reject the red herring excuses and stop shooting themselves in the foot.</w:t>
         <w:br/>
-        <w:t>Tight school budgets aren't the only obstacle to broadening the base for highbrow sports. There's also a perception of elitism, the notion that such sports are reserved for the rich and white. "We're hampered by our image," says Bob Alman, managing editor of Croquet World Online magazine. "God, do we need a Tiger Woods!"</w:t>
+        <w:t>Ed Fitch</w:t>
         <w:br/>
-        <w:t>Yet even golf has had a hard time cultivating non-white players. Minorities make up fewer than 5% of the nation's 36 million golfers. This is despite Woods' status as a role model and a host of programs aimed at bringing the game to impoverished youngsters.</w:t>
-        <w:br/>
-        <w:t>"Golf still has a long way to go," says Barbara Douglas, managing director for the National Minority Golf Foundation.</w:t>
-        <w:br/>
-        <w:t>Douglas and others say youth golf programs are beginning to make inroads, but changing the sport's face isn't easy. Minorities accounted for 9% of 11,077 college golfers last year, according to NCAA figures. African-Americans represented 2.3% of that total.</w:t>
-        <w:br/>
-        <w:t>The ethnic breakdown for lacrosse is similar: about 90% of 11,877 college players last year were white.</w:t>
-        <w:br/>
-        <w:t>By comparison, whites accounted for 58% of 30,407 college basketball players, according to the NCAA. The NCAA does not keep comparable demographic figures for squash or rowing.</w:t>
-        <w:br/>
-        <w:t>'Just focused on playing'</w:t>
-        <w:br/>
-        <w:t>Among other sports offering summer and other outreach programs:</w:t>
-        <w:br/>
-        <w:t xml:space="preserve"> * In Boston, SquashBusters combines racquet skills with tutoring for students from some of the city's toughest areas. The concept has spread to New York, Philadelphia and Hartford, Conn. Organizers tapped the sport's traditionally wealthy players to help fund a $ 6.5 million sports center for disadvantaged youth at Boston's Northeastern University.</w:t>
-        <w:br/>
-        <w:t>The Boston SquashBusters, a group whose practices are divided between the YMCA and the rarefied world of the Harvard Club, meet other teams this month at the first Urban Squash Championships. More than 100 players are expected for the meet held at the Groton School, a college preparatory academy 40 miles from Boston.</w:t>
-        <w:br/>
-        <w:t xml:space="preserve"> * In Seattle, the George Pocock Rowing Foundation offers several courses for non-traditional crews -- including minorities, would-be dropouts and those at risk for running away.</w:t>
-        <w:br/>
-        <w:t>Lessons focus on rowing, along with educational and life skills: "It teaches values that are important no matter what you're doing," says Steve Gerritson, the rowing foundation's executive director. "If you can't cooperate, you don't stay dry."</w:t>
-        <w:br/>
-        <w:t xml:space="preserve"> * The year-old Chicago Croquet Club wants to repeat last summer's programs for foster kids and those in the care of the state child welfare agency. "This is a public park," the club's Doug Johnson says. "We want to do everything we can to get rid of the notion that croquet is an upper-crust game."</w:t>
-        <w:br/>
-        <w:t>In West Palm Beach, where lacrosse team parents are cabinet-makers and hairdressers, there isn't an upper-crust type in sight. It's a world away from that ritzy isle to the east -- where 96% of Palm Beach families are white, and almost half have annual incomes of $ 150,000 or more.</w:t>
-        <w:br/>
-        <w:t>"We're just your average Joe Schmo family," says Heather Lawson, a mom of five with two kids on the team. "It's great lacrosse is being brought to us. It's not just the people in Palm Beach who get to play."</w:t>
-        <w:br/>
-        <w:t>Adds Lawson's daughter Claire, 11, a midfielder for the Eagles: "When we're on the team, we're not focused on our color or ethnic background. We're just focused on playing as a team."</w:t>
+        <w:t xml:space="preserve">Lawrenceville, Ill. </w:t>
         <w:br/>
         <w:br/>
         <w:t>Graphic</w:t>
@@ -113,7 +85,7 @@
         <w:br/>
         <w:t xml:space="preserve"> </w:t>
         <w:br/>
-        <w:t>PHOTOS, B/W, Preston C. Mack for USA TODAY (2); PHOTO, B/W, Tim Matsui for USA TODAY; New opportunity: Bill Allen and fifth-grader Julian Owens practice. &lt;&gt;Big promoter of sport: Budding lacrosse players listen to coach and teacher Bill Allen during practice June 5 in West Palm Beach, Fla. Allen helps parents with team fundraisers and assists in getting the players donations of equipment. &lt;&gt;Heading to crew: Jasmine Horton, 12, leads her teammates as they set out for their rowing class through the George Pocock Rowing Foundation in Seattle.</w:t>
+        <w:t>PHOTO, B/W, William Thomas Cain, Getty Images</w:t>
       </w:r>
     </w:p>
     <w:sectPr>
